--- a/arb/docx/49.content.docx
+++ b/arb/docx/49.content.docx
@@ -178,13 +178,6 @@
         <w:rPr>
           <w:lang w:val="ar_AE" w:bidi="ar_AE"/>
         </w:rPr>
-      </w:r>
-      <w:r>
-        <w:rPr>
-          <w:i/>
-          <w:lang w:val="ar_AE" w:bidi="ar_AE"/>
-        </w:rPr>
-        <w:t>أفسس 1: 1, أفسس 1: 1–2, أفسس 1: 2, أفسس 1: 3, أفسس 1: 3–14, أفسس 1: 3–3: 21, أفسس 1: 4, أفسس 1: 5, أفسس 1: 6, أفسس 1: 7, أفسس 1: 8–10, أفسس 1: 11, أفسس 1: 12–13, أفسس 1: 13, أفسس 1: 14, أفسس 1: 15, أفسس 1: 15–23, أفسس 1: 17, أفسس 1: 18, أفسس 1: 19–20, أفسس 1: 21, أفسس 1: 22, أفسس 1: 23, أفسس 2: 1–3, أفسس 2: 1–10, أفسس 2: 2, أفسس 2: 3, أفسس 2: 4–10, أفسس 2: 5, أفسس 2: 6, أفسس 2: 7, أفسس 2: 8–9, أفسس 2: 10, أفسس 2: 11, أفسس 2: 11–22, أفسس 2: 12, أفسس 2: 13, أفسس 2: 14, أفسس 2: 15, أفسس 2: 16, أفسس 2: 17, أفسس 2: 18, أفسس 2: 19, أفسس 2: 20, أفسس 2: 21, أفسس 3: 1, أفسس 3: 1–13, أفسس 3: 2–13, أفسس 3: 3, أفسس 3: 5, أفسس 3: 6, أفسس 3: 7, أفسس 3: 8, أفسس 3: 10, أفسس 3: 12, أفسس 3: 13, أفسس 3: 14, أفسس 3: 14–21, أفسس 3: 15–16, أفسس 3: 17, أفسس 3: 18, أفسس 3: 19, أفسس ٣: ٢١, أفسس 3: 20–21, أفسس 3: 21, أفسس 4: 1, أفسس 4: 1–6, أفسس 4: 1–6: 20, أفسس 4: 2, أفسس 4: 3, أفسس 4: 4–6, أفسس 4: 7, أفسس 4: 7–16, أفسس 4: 8, أفسس 4: 9–10, أفسس 4: 11, أفسس 4: 12, أفسس 4: 13, أفسس 4: 14, أفسس 4: 16, أفسس 4: 17, أفسس 4: 17–5: 20, أفسس 4: 18, أفسس 4: 19, أفسس 4: 20–24, أفسس 4: 24, أفسس 4: 25, أفسس 4: 26–27, أفسس 4: 28, أفسس 4: 29, أفسس 4: 30, أفسس 4: 32, أفسس 5: 1, أفسس 5: 2, أفسس 5: 3–5, أفسس 5: 4, أفسس 5: 5, أفسس 5: 6, أفسس 5: 7, أفسس 5: 8, أفسس 5: 9, أفسس 5: 10, أفسس 5: 11, أفسس 5: 13–14, أفسس 5: 15, أفسس 5: 16, أفسس 5: 18, أفسس 5: 19–20, أفسس 5: 21, أفسس 5: 21–6: 9, أفسس 5: 22, أفسس 5: 22–33, أفسس 5: 23–24, أفسس 5: 25–33, أفسس 5: 26, أفسس 5: 27, أفسس 5: 28–29, أفسس 5: 31, أفسس 5: 32, أفسس 5: 33, أفسس 6: 1–4, أفسس 6: 2–3, أفسس 6: 4, أفسس 6: 5, أفسس 6: 5–9, أفسس 6: 6–7, أفسس 6: 8, أفسس 6: 9, أفسس 6: 10–20, أفسس 6: 11, أفسس 6: 12, أفسس 6: 13, أفسس 6: 14, أفسس 6: 14–17, أفسس 6: 15, أفسس 6: 16, أفسس 6: 17, أفسس 6: 18, أفسس 6: 19–20, أفسس 6: 21–24, أفسس 6: 23–24</w:t>
       </w:r>
       <w:r>
         <w:rPr>

--- a/arb/docx/49.content.docx
+++ b/arb/docx/49.content.docx
@@ -163,21 +163,6 @@
           <w:lang w:val="ar_AE" w:bidi="ar_AE"/>
         </w:rPr>
         <w:t>EPH</w:t>
-      </w:r>
-      <w:r>
-        <w:rPr>
-          <w:lang w:val="ar_AE" w:bidi="ar_AE"/>
-        </w:rPr>
-      </w:r>
-    </w:p>
-    <w:p>
-      <w:pPr>
-        <w:bidi/>
-      </w:pPr>
-      <w:r>
-        <w:rPr>
-          <w:lang w:val="ar_AE" w:bidi="ar_AE"/>
-        </w:rPr>
       </w:r>
       <w:r>
         <w:rPr>

--- a/arb/docx/49.content.docx
+++ b/arb/docx/49.content.docx
@@ -22,7 +22,7 @@
         <w:rPr>
           <w:lang w:val="ar_AE" w:bidi="ar_AE"/>
         </w:rPr>
-        <w:t>Resource: ملاحظات الدراسة (تينديل)</w:t>
+        <w:t>Resource: Tyndale Open Study Notes</w:t>
       </w:r>
       <w:r>
         <w:rPr>
@@ -122,7 +122,7 @@
         <w:rPr>
           <w:lang w:val="ar_AE" w:bidi="ar_AE"/>
         </w:rPr>
-        <w:t>ملاحظات الدراسة (تينديل)</w:t>
+        <w:t>Tyndale Open Study Notes</w:t>
       </w:r>
     </w:p>
     <w:p>

--- a/arb/docx/49.content.docx
+++ b/arb/docx/49.content.docx
@@ -22,7 +22,7 @@
         <w:rPr>
           <w:lang w:val="ar_AE" w:bidi="ar_AE"/>
         </w:rPr>
-        <w:t>Resource: Tyndale Open Study Notes</w:t>
+        <w:t>Resource: Aquifer Open Study Notes</w:t>
       </w:r>
       <w:r>
         <w:rPr>
@@ -122,7 +122,7 @@
         <w:rPr>
           <w:lang w:val="ar_AE" w:bidi="ar_AE"/>
         </w:rPr>
-        <w:t>Tyndale Open Study Notes</w:t>
+        <w:t>Aquifer Open Study Notes</w:t>
       </w:r>
     </w:p>
     <w:p>
